--- a/Documentation/Front_Page.docx
+++ b/Documentation/Front_Page.docx
@@ -1,6 +1,6 @@
 
 <file path=word/document.xml><?xml version="1.0" encoding="utf-8"?>
-<w:document xmlns:wpc="http://schemas.microsoft.com/office/word/2010/wordprocessingCanvas" xmlns:cx="http://schemas.microsoft.com/office/drawing/2014/chartex" xmlns:cx1="http://schemas.microsoft.com/office/drawing/2015/9/8/chartex" xmlns:cx2="http://schemas.microsoft.com/office/drawing/2015/10/21/chartex" xmlns:cx3="http://schemas.microsoft.com/office/drawing/2016/5/9/chartex" xmlns:cx4="http://schemas.microsoft.com/office/drawing/2016/5/10/chartex" xmlns:cx5="http://schemas.microsoft.com/office/drawing/2016/5/11/chartex" xmlns:cx6="http://schemas.microsoft.com/office/drawing/2016/5/12/chartex" xmlns:cx7="http://schemas.microsoft.com/office/drawing/2016/5/13/chartex" xmlns:cx8="http://schemas.microsoft.com/office/drawing/2016/5/14/chartex" xmlns:mc="http://schemas.openxmlformats.org/markup-compatibility/2006" xmlns:aink="http://schemas.microsoft.com/office/drawing/2016/ink" xmlns:am3d="http://schemas.microsoft.com/office/drawing/2017/model3d" xmlns:o="urn:schemas-microsoft-com:office:office" xmlns:oel="http://schemas.microsoft.com/office/2019/extlst" xmlns:r="http://schemas.openxmlformats.org/officeDocument/2006/relationships" xmlns:m="http://schemas.openxmlformats.org/officeDocument/2006/math" xmlns:v="urn:schemas-microsoft-com:vml" xmlns:wp14="http://schemas.microsoft.com/office/word/2010/wordprocessingDrawing" xmlns:wp="http://schemas.openxmlformats.org/drawingml/2006/wordprocessingDrawing" xmlns:w10="urn:schemas-microsoft-com:office:word" xmlns:w="http://schemas.openxmlformats.org/wordprocessingml/2006/main" xmlns:w14="http://schemas.microsoft.com/office/word/2010/wordml" xmlns:w15="http://schemas.microsoft.com/office/word/2012/wordml" xmlns:w16cex="http://schemas.microsoft.com/office/word/2018/wordml/cex" xmlns:w16cid="http://schemas.microsoft.com/office/word/2016/wordml/cid" xmlns:w16="http://schemas.microsoft.com/office/word/2018/wordml" xmlns:w16du="http://schemas.microsoft.com/office/word/2023/wordml/word16du" xmlns:w16sdtdh="http://schemas.microsoft.com/office/word/2020/wordml/sdtdatahash" xmlns:w16sdtfl="http://schemas.microsoft.com/office/word/2024/wordml/sdtformatlock" xmlns:w16se="http://schemas.microsoft.com/office/word/2015/wordml/symex" xmlns:wpg="http://schemas.microsoft.com/office/word/2010/wordprocessingGroup" xmlns:wpi="http://schemas.microsoft.com/office/word/2010/wordprocessingInk" xmlns:wne="http://schemas.microsoft.com/office/word/2006/wordml" xmlns:wps="http://schemas.microsoft.com/office/word/2010/wordprocessingShape" mc:Ignorable="w14 w15 w16se w16cid w16 w16cex w16sdtdh w16sdtfl w16du wp14">
+<w:document xmlns:wpc="http://schemas.microsoft.com/office/word/2010/wordprocessingCanvas" xmlns:cx="http://schemas.microsoft.com/office/drawing/2014/chartex" xmlns:cx1="http://schemas.microsoft.com/office/drawing/2015/9/8/chartex" xmlns:cx2="http://schemas.microsoft.com/office/drawing/2015/10/21/chartex" xmlns:cx3="http://schemas.microsoft.com/office/drawing/2016/5/9/chartex" xmlns:cx4="http://schemas.microsoft.com/office/drawing/2016/5/10/chartex" xmlns:cx5="http://schemas.microsoft.com/office/drawing/2016/5/11/chartex" xmlns:cx6="http://schemas.microsoft.com/office/drawing/2016/5/12/chartex" xmlns:cx7="http://schemas.microsoft.com/office/drawing/2016/5/13/chartex" xmlns:cx8="http://schemas.microsoft.com/office/drawing/2016/5/14/chartex" xmlns:mc="http://schemas.openxmlformats.org/markup-compatibility/2006" xmlns:aink="http://schemas.microsoft.com/office/drawing/2016/ink" xmlns:am3d="http://schemas.microsoft.com/office/drawing/2017/model3d" xmlns:o="urn:schemas-microsoft-com:office:office" xmlns:r="http://schemas.openxmlformats.org/officeDocument/2006/relationships" xmlns:m="http://schemas.openxmlformats.org/officeDocument/2006/math" xmlns:v="urn:schemas-microsoft-com:vml" xmlns:wp14="http://schemas.microsoft.com/office/word/2010/wordprocessingDrawing" xmlns:wp="http://schemas.openxmlformats.org/drawingml/2006/wordprocessingDrawing" xmlns:w10="urn:schemas-microsoft-com:office:word" xmlns:w="http://schemas.openxmlformats.org/wordprocessingml/2006/main" xmlns:w14="http://schemas.microsoft.com/office/word/2010/wordml" xmlns:w15="http://schemas.microsoft.com/office/word/2012/wordml" xmlns:w16cex="http://schemas.microsoft.com/office/word/2018/wordml/cex" xmlns:w16cid="http://schemas.microsoft.com/office/word/2016/wordml/cid" xmlns:w16="http://schemas.microsoft.com/office/word/2018/wordml" xmlns:w16sdtdh="http://schemas.microsoft.com/office/word/2020/wordml/sdtdatahash" xmlns:w16se="http://schemas.microsoft.com/office/word/2015/wordml/symex" xmlns:wpg="http://schemas.microsoft.com/office/word/2010/wordprocessingGroup" xmlns:wpi="http://schemas.microsoft.com/office/word/2010/wordprocessingInk" xmlns:wne="http://schemas.microsoft.com/office/word/2006/wordml" xmlns:wps="http://schemas.microsoft.com/office/word/2010/wordprocessingShape" mc:Ignorable="w14 w15 w16se w16cid w16 w16cex w16sdtdh wp14">
   <w:body>
     <w:p>
       <w:pPr>
@@ -81,7 +81,7 @@
         <w:ind w:right="477"/>
         <w:jc w:val="center"/>
         <w:rPr>
-          <w:rFonts w:asciiTheme="majorBidi" w:eastAsia="Times New Roman" w:hAnsiTheme="majorBidi" w:cstheme="majorBidi"/>
+          <w:rFonts w:ascii="Times New Roman" w:eastAsia="Times New Roman" w:hAnsi="Times New Roman" w:cs="Times New Roman"/>
           <w:b/>
           <w:bCs/>
           <w:sz w:val="36"/>
@@ -98,16 +98,29 @@
         </w:rPr>
         <w:t xml:space="preserve">      </w:t>
       </w:r>
-      <w:r>
-        <w:rPr>
-          <w:rFonts w:asciiTheme="majorBidi" w:eastAsia="Times New Roman" w:hAnsiTheme="majorBidi" w:cstheme="majorBidi"/>
+      <w:proofErr w:type="spellStart"/>
+      <w:r>
+        <w:rPr>
+          <w:rFonts w:ascii="Times New Roman" w:hAnsi="Times New Roman" w:cs="Times New Roman"/>
           <w:b/>
           <w:bCs/>
+          <w:kern w:val="48"/>
           <w:sz w:val="32"/>
-          <w:szCs w:val="32"/>
-          <w:lang w:val="en-GB"/>
-        </w:rPr>
-        <w:t>SkinInsight: Intelligent Skin Disease Recognition System</w:t>
+          <w:szCs w:val="36"/>
+        </w:rPr>
+        <w:t>HireSense</w:t>
+      </w:r>
+      <w:proofErr w:type="spellEnd"/>
+      <w:r>
+        <w:rPr>
+          <w:rFonts w:ascii="Times New Roman" w:hAnsi="Times New Roman" w:cs="Times New Roman"/>
+          <w:b/>
+          <w:bCs/>
+          <w:kern w:val="48"/>
+          <w:sz w:val="32"/>
+          <w:szCs w:val="36"/>
+        </w:rPr>
+        <w:t>: AI-Powered Verification &amp; Interview Engine for Authentic Hiring Decisions</w:t>
       </w:r>
     </w:p>
     <w:p>
@@ -256,7 +269,7 @@
                 <w:bCs/>
                 <w:sz w:val="28"/>
               </w:rPr>
-              <w:t>MOHD JAVVAD QUADRI</w:t>
+              <w:t>ANS AHMED KHAN</w:t>
             </w:r>
           </w:p>
         </w:tc>
@@ -282,7 +295,16 @@
                 <w:bCs/>
                 <w:sz w:val="28"/>
               </w:rPr>
-              <w:t>161022737015</w:t>
+              <w:t>16102273701</w:t>
+            </w:r>
+            <w:r>
+              <w:rPr>
+                <w:rFonts w:ascii="Times New Roman" w:eastAsia="Times New Roman" w:hAnsi="Times New Roman" w:cs="Times New Roman"/>
+                <w:b/>
+                <w:bCs/>
+                <w:sz w:val="28"/>
+              </w:rPr>
+              <w:t>7</w:t>
             </w:r>
           </w:p>
         </w:tc>
@@ -315,7 +337,7 @@
                 <w:bCs/>
                 <w:sz w:val="28"/>
               </w:rPr>
-              <w:t>ABDUL KAREEM KHAN</w:t>
+              <w:t>MOHAMMED KASHIF AHMED</w:t>
             </w:r>
           </w:p>
         </w:tc>
@@ -354,7 +376,7 @@
                 <w:bCs/>
                 <w:sz w:val="28"/>
               </w:rPr>
-              <w:t>41</w:t>
+              <w:t>20</w:t>
             </w:r>
             <w:r>
               <w:rPr>
@@ -390,34 +412,7 @@
                 <w:bCs/>
                 <w:sz w:val="28"/>
               </w:rPr>
-              <w:t>MOH</w:t>
-            </w:r>
-            <w:r>
-              <w:rPr>
-                <w:rFonts w:ascii="Times New Roman" w:eastAsia="Times New Roman" w:hAnsi="Times New Roman" w:cs="Times New Roman"/>
-                <w:b/>
-                <w:bCs/>
-                <w:sz w:val="28"/>
-              </w:rPr>
-              <w:t>AMME</w:t>
-            </w:r>
-            <w:r>
-              <w:rPr>
-                <w:rFonts w:ascii="Times New Roman" w:eastAsia="Times New Roman" w:hAnsi="Times New Roman" w:cs="Times New Roman"/>
-                <w:b/>
-                <w:bCs/>
-                <w:sz w:val="28"/>
-              </w:rPr>
-              <w:t xml:space="preserve">D JAVVAD </w:t>
-            </w:r>
-            <w:r>
-              <w:rPr>
-                <w:rFonts w:ascii="Times New Roman" w:eastAsia="Times New Roman" w:hAnsi="Times New Roman" w:cs="Times New Roman"/>
-                <w:b/>
-                <w:bCs/>
-                <w:sz w:val="28"/>
-              </w:rPr>
-              <w:t>FARAAZ UL HAQ</w:t>
+              <w:t>SAAD HUSSAIN</w:t>
             </w:r>
           </w:p>
         </w:tc>
@@ -451,7 +446,16 @@
                 <w:bCs/>
                 <w:sz w:val="28"/>
               </w:rPr>
-              <w:t>47</w:t>
+              <w:t>4</w:t>
+            </w:r>
+            <w:r>
+              <w:rPr>
+                <w:rFonts w:ascii="Times New Roman" w:eastAsia="Times New Roman" w:hAnsi="Times New Roman" w:cs="Times New Roman"/>
+                <w:b/>
+                <w:bCs/>
+                <w:sz w:val="28"/>
+              </w:rPr>
+              <w:t>3</w:t>
             </w:r>
           </w:p>
         </w:tc>
@@ -666,7 +670,23 @@
           <w:rFonts w:ascii="Times New Roman" w:eastAsia="Times New Roman" w:hAnsi="Times New Roman" w:cs="Times New Roman"/>
           <w:sz w:val="28"/>
         </w:rPr>
-        <w:t>New Malakpet, Hyderabad-500024.</w:t>
+        <w:t xml:space="preserve">New </w:t>
+      </w:r>
+      <w:proofErr w:type="spellStart"/>
+      <w:r>
+        <w:rPr>
+          <w:rFonts w:ascii="Times New Roman" w:eastAsia="Times New Roman" w:hAnsi="Times New Roman" w:cs="Times New Roman"/>
+          <w:sz w:val="28"/>
+        </w:rPr>
+        <w:t>Malakpet</w:t>
+      </w:r>
+      <w:proofErr w:type="spellEnd"/>
+      <w:r>
+        <w:rPr>
+          <w:rFonts w:ascii="Times New Roman" w:eastAsia="Times New Roman" w:hAnsi="Times New Roman" w:cs="Times New Roman"/>
+          <w:sz w:val="28"/>
+        </w:rPr>
+        <w:t>, Hyderabad-500024</w:t>
       </w:r>
     </w:p>
     <w:p>
@@ -719,12 +739,22 @@
         </w:rPr>
         <w:t>6</w:t>
       </w:r>
+      <w:r>
+        <w:rPr>
+          <w:rFonts w:asciiTheme="majorBidi" w:hAnsiTheme="majorBidi" w:cstheme="majorBidi"/>
+          <w:b/>
+          <w:bCs/>
+          <w:sz w:val="28"/>
+          <w:szCs w:val="32"/>
+        </w:rPr>
+        <w:t>.</w:t>
+      </w:r>
     </w:p>
     <w:p>
       <w:pPr>
         <w:spacing w:after="0"/>
         <w:ind w:right="17"/>
-        <w:jc w:val="right"/>
+        <w:jc w:val="center"/>
         <w:rPr>
           <w:rFonts w:ascii="Times New Roman" w:eastAsia="Times New Roman" w:hAnsi="Times New Roman" w:cs="Times New Roman"/>
           <w:sz w:val="20"/>
@@ -892,16 +922,29 @@
         </w:rPr>
         <w:t>“</w:t>
       </w:r>
-      <w:r>
-        <w:rPr>
-          <w:rFonts w:asciiTheme="majorBidi" w:eastAsia="Times New Roman" w:hAnsiTheme="majorBidi" w:cstheme="majorBidi"/>
+      <w:proofErr w:type="spellStart"/>
+      <w:r>
+        <w:rPr>
+          <w:rFonts w:ascii="Times New Roman" w:hAnsi="Times New Roman" w:cs="Times New Roman"/>
           <w:b/>
           <w:bCs/>
-          <w:sz w:val="28"/>
-          <w:szCs w:val="28"/>
-          <w:lang w:val="en-GB"/>
-        </w:rPr>
-        <w:t>SkinInsight: Intelligent Skin Disease Recognition System</w:t>
+          <w:kern w:val="48"/>
+          <w:sz w:val="28"/>
+          <w:szCs w:val="32"/>
+        </w:rPr>
+        <w:t>HireSense</w:t>
+      </w:r>
+      <w:proofErr w:type="spellEnd"/>
+      <w:r>
+        <w:rPr>
+          <w:rFonts w:ascii="Times New Roman" w:hAnsi="Times New Roman" w:cs="Times New Roman"/>
+          <w:b/>
+          <w:bCs/>
+          <w:kern w:val="48"/>
+          <w:sz w:val="28"/>
+          <w:szCs w:val="32"/>
+        </w:rPr>
+        <w:t>: AI-Powered Verification &amp; Interview Engine for Authentic Hiring Decisions</w:t>
       </w:r>
       <w:r>
         <w:rPr>
@@ -927,15 +970,29 @@
           <w:lang w:val="en-US" w:eastAsia="en-US"/>
           <w14:ligatures w14:val="none"/>
         </w:rPr>
-        <w:t xml:space="preserve"> being submitted by </w:t>
-      </w:r>
-      <w:r>
-        <w:rPr>
-          <w:rFonts w:ascii="Times New Roman" w:eastAsia="Times New Roman" w:hAnsi="Times New Roman" w:cs="Times New Roman"/>
-          <w:b/>
-          <w:sz w:val="28"/>
-        </w:rPr>
-        <w:t>MOHD JAVVAD QUADRI</w:t>
+        <w:t xml:space="preserve"> being submitted by</w:t>
+      </w:r>
+      <w:r>
+        <w:rPr>
+          <w:rFonts w:ascii="Times New Roman" w:eastAsia="Times New Roman" w:hAnsi="Times New Roman" w:cs="Times New Roman"/>
+          <w:b/>
+          <w:bCs/>
+          <w:kern w:val="0"/>
+          <w:sz w:val="28"/>
+          <w14:ligatures w14:val="none"/>
+        </w:rPr>
+        <w:t xml:space="preserve"> </w:t>
+      </w:r>
+      <w:r>
+        <w:rPr>
+          <w:rFonts w:ascii="Times New Roman" w:eastAsia="Times New Roman" w:hAnsi="Times New Roman" w:cs="Times New Roman"/>
+          <w:b/>
+          <w:bCs/>
+          <w:kern w:val="0"/>
+          <w:sz w:val="28"/>
+          <w14:ligatures w14:val="none"/>
+        </w:rPr>
+        <w:t>ANS AHMED KHAN</w:t>
       </w:r>
       <w:r>
         <w:rPr>
@@ -974,7 +1031,7 @@
           <w:lang w:val="en-US" w:eastAsia="en-US"/>
           <w14:ligatures w14:val="none"/>
         </w:rPr>
-        <w:t>15</w:t>
+        <w:t>1</w:t>
       </w:r>
       <w:r>
         <w:rPr>
@@ -987,6 +1044,19 @@
           <w:lang w:val="en-US" w:eastAsia="en-US"/>
           <w14:ligatures w14:val="none"/>
         </w:rPr>
+        <w:t>7</w:t>
+      </w:r>
+      <w:r>
+        <w:rPr>
+          <w:rFonts w:ascii="Times New Roman" w:eastAsia="Times New Roman" w:hAnsi="Times New Roman" w:cs="Times New Roman"/>
+          <w:b/>
+          <w:color w:val="auto"/>
+          <w:kern w:val="0"/>
+          <w:sz w:val="28"/>
+          <w:szCs w:val="28"/>
+          <w:lang w:val="en-US" w:eastAsia="en-US"/>
+          <w14:ligatures w14:val="none"/>
+        </w:rPr>
         <w:t>)</w:t>
       </w:r>
       <w:r>
@@ -1006,9 +1076,12 @@
         <w:rPr>
           <w:rFonts w:ascii="Times New Roman" w:eastAsia="Times New Roman" w:hAnsi="Times New Roman" w:cs="Times New Roman"/>
           <w:b/>
-          <w:sz w:val="28"/>
-        </w:rPr>
-        <w:t>ABDUL KAREEM KHAN</w:t>
+          <w:bCs/>
+          <w:kern w:val="0"/>
+          <w:sz w:val="28"/>
+          <w14:ligatures w14:val="none"/>
+        </w:rPr>
+        <w:t>MOHAMMED KASHIF AHMED</w:t>
       </w:r>
       <w:r>
         <w:rPr>
@@ -1021,7 +1094,7 @@
           <w:lang w:val="en-US" w:eastAsia="en-US"/>
           <w14:ligatures w14:val="none"/>
         </w:rPr>
-        <w:t xml:space="preserve"> (1610227370</w:t>
+        <w:t xml:space="preserve"> </w:t>
       </w:r>
       <w:r>
         <w:rPr>
@@ -1034,7 +1107,7 @@
           <w:lang w:val="en-US" w:eastAsia="en-US"/>
           <w14:ligatures w14:val="none"/>
         </w:rPr>
-        <w:t>41</w:t>
+        <w:t>(1610227370</w:t>
       </w:r>
       <w:r>
         <w:rPr>
@@ -1047,6 +1120,19 @@
           <w:lang w:val="en-US" w:eastAsia="en-US"/>
           <w14:ligatures w14:val="none"/>
         </w:rPr>
+        <w:t>20</w:t>
+      </w:r>
+      <w:r>
+        <w:rPr>
+          <w:rFonts w:ascii="Times New Roman" w:eastAsia="Times New Roman" w:hAnsi="Times New Roman" w:cs="Times New Roman"/>
+          <w:b/>
+          <w:color w:val="auto"/>
+          <w:kern w:val="0"/>
+          <w:sz w:val="28"/>
+          <w:szCs w:val="28"/>
+          <w:lang w:val="en-US" w:eastAsia="en-US"/>
+          <w14:ligatures w14:val="none"/>
+        </w:rPr>
         <w:t>)</w:t>
       </w:r>
       <w:r>
@@ -1076,7 +1162,18 @@
           <w:b/>
           <w:sz w:val="28"/>
         </w:rPr>
-        <w:t>MOHAMMED FARAAZ UL HAQ</w:t>
+        <w:t xml:space="preserve">MOHAMMED FARAAZ </w:t>
+      </w:r>
+      <w:r>
+        <w:rPr>
+          <w:rFonts w:ascii="Times New Roman" w:eastAsia="Times New Roman" w:hAnsi="Times New Roman" w:cs="Times New Roman"/>
+          <w:b/>
+          <w:bCs/>
+          <w:kern w:val="0"/>
+          <w:sz w:val="28"/>
+          <w14:ligatures w14:val="none"/>
+        </w:rPr>
+        <w:t>SAAD HUSSAIN</w:t>
       </w:r>
       <w:r>
         <w:rPr>
@@ -1089,7 +1186,7 @@
           <w:lang w:val="en-US" w:eastAsia="en-US"/>
           <w14:ligatures w14:val="none"/>
         </w:rPr>
-        <w:t xml:space="preserve"> (1610227370</w:t>
+        <w:t xml:space="preserve"> </w:t>
       </w:r>
       <w:r>
         <w:rPr>
@@ -1102,7 +1199,20 @@
           <w:lang w:val="en-US" w:eastAsia="en-US"/>
           <w14:ligatures w14:val="none"/>
         </w:rPr>
-        <w:t>47</w:t>
+        <w:t>(1610227370</w:t>
+      </w:r>
+      <w:r>
+        <w:rPr>
+          <w:rFonts w:ascii="Times New Roman" w:eastAsia="Times New Roman" w:hAnsi="Times New Roman" w:cs="Times New Roman"/>
+          <w:b/>
+          <w:color w:val="auto"/>
+          <w:kern w:val="0"/>
+          <w:sz w:val="28"/>
+          <w:szCs w:val="28"/>
+          <w:lang w:val="en-US" w:eastAsia="en-US"/>
+          <w14:ligatures w14:val="none"/>
+        </w:rPr>
+        <w:t>43</w:t>
       </w:r>
       <w:r>
         <w:rPr>
@@ -1913,16 +2023,29 @@
         </w:rPr>
         <w:t>“</w:t>
       </w:r>
-      <w:r>
-        <w:rPr>
-          <w:rFonts w:asciiTheme="majorBidi" w:eastAsia="Times New Roman" w:hAnsiTheme="majorBidi" w:cstheme="majorBidi"/>
+      <w:proofErr w:type="spellStart"/>
+      <w:r>
+        <w:rPr>
+          <w:rFonts w:ascii="Times New Roman" w:hAnsi="Times New Roman" w:cs="Times New Roman"/>
           <w:b/>
           <w:bCs/>
-          <w:sz w:val="28"/>
-          <w:szCs w:val="28"/>
-          <w:lang w:val="en-GB"/>
-        </w:rPr>
-        <w:t>SkinInsight: Intelligent Skin Disease Recognition System</w:t>
+          <w:kern w:val="48"/>
+          <w:sz w:val="28"/>
+          <w:szCs w:val="32"/>
+        </w:rPr>
+        <w:t>HireSense</w:t>
+      </w:r>
+      <w:proofErr w:type="spellEnd"/>
+      <w:r>
+        <w:rPr>
+          <w:rFonts w:ascii="Times New Roman" w:hAnsi="Times New Roman" w:cs="Times New Roman"/>
+          <w:b/>
+          <w:bCs/>
+          <w:kern w:val="48"/>
+          <w:sz w:val="28"/>
+          <w:szCs w:val="32"/>
+        </w:rPr>
+        <w:t>: AI-Powered Verification &amp; Interview Engine for Authentic Hiring Decisions</w:t>
       </w:r>
       <w:r>
         <w:rPr>
@@ -1954,18 +2077,6 @@
         </w:rPr>
         <w:t xml:space="preserve"> </w:t>
       </w:r>
-    </w:p>
-    <w:p>
-      <w:pPr>
-        <w:spacing w:after="15" w:line="354" w:lineRule="auto"/>
-        <w:ind w:left="491" w:right="391"/>
-        <w:jc w:val="both"/>
-        <w:rPr>
-          <w:rFonts w:ascii="Times New Roman" w:eastAsia="Times New Roman" w:hAnsi="Times New Roman" w:cs="Times New Roman"/>
-          <w:sz w:val="28"/>
-          <w:szCs w:val="28"/>
-        </w:rPr>
-      </w:pPr>
       <w:r>
         <w:rPr>
           <w:rFonts w:ascii="Times New Roman" w:eastAsia="Times New Roman" w:hAnsi="Times New Roman" w:cs="Times New Roman"/>
@@ -2149,9 +2260,20 @@
         <w:rPr>
           <w:rFonts w:ascii="Times New Roman" w:eastAsia="Times New Roman" w:hAnsi="Times New Roman" w:cs="Times New Roman"/>
           <w:b/>
-          <w:sz w:val="28"/>
-        </w:rPr>
-        <w:t xml:space="preserve">MOHD JAVVAD QUADRI </w:t>
+          <w:bCs/>
+          <w:kern w:val="0"/>
+          <w:sz w:val="28"/>
+          <w14:ligatures w14:val="none"/>
+        </w:rPr>
+        <w:t>ANS AHMED KHAN</w:t>
+      </w:r>
+      <w:r>
+        <w:rPr>
+          <w:rFonts w:ascii="Times New Roman" w:eastAsia="Times New Roman" w:hAnsi="Times New Roman" w:cs="Times New Roman"/>
+          <w:b/>
+          <w:sz w:val="28"/>
+        </w:rPr>
+        <w:t xml:space="preserve"> </w:t>
       </w:r>
       <w:r>
         <w:rPr>
@@ -2167,7 +2289,7 @@
           <w:b/>
           <w:sz w:val="28"/>
         </w:rPr>
-        <w:t>5</w:t>
+        <w:t>7</w:t>
       </w:r>
       <w:r>
         <w:rPr>
@@ -2193,9 +2315,36 @@
         <w:rPr>
           <w:rFonts w:ascii="Times New Roman" w:eastAsia="Times New Roman" w:hAnsi="Times New Roman" w:cs="Times New Roman"/>
           <w:b/>
-          <w:sz w:val="28"/>
-        </w:rPr>
-        <w:t>ABDUL KAREEM KHAN-161022737041</w:t>
+          <w:bCs/>
+          <w:kern w:val="0"/>
+          <w:sz w:val="28"/>
+          <w14:ligatures w14:val="none"/>
+        </w:rPr>
+        <w:t>MOHAMMED KASHIF AHMED</w:t>
+      </w:r>
+      <w:r>
+        <w:rPr>
+          <w:rFonts w:ascii="Times New Roman" w:eastAsia="Times New Roman" w:hAnsi="Times New Roman" w:cs="Times New Roman"/>
+          <w:b/>
+          <w:sz w:val="28"/>
+        </w:rPr>
+        <w:t xml:space="preserve"> </w:t>
+      </w:r>
+      <w:r>
+        <w:rPr>
+          <w:rFonts w:ascii="Times New Roman" w:eastAsia="Times New Roman" w:hAnsi="Times New Roman" w:cs="Times New Roman"/>
+          <w:b/>
+          <w:sz w:val="28"/>
+        </w:rPr>
+        <w:t>-1610227370</w:t>
+      </w:r>
+      <w:r>
+        <w:rPr>
+          <w:rFonts w:ascii="Times New Roman" w:eastAsia="Times New Roman" w:hAnsi="Times New Roman" w:cs="Times New Roman"/>
+          <w:b/>
+          <w:sz w:val="28"/>
+        </w:rPr>
+        <w:t>20</w:t>
       </w:r>
     </w:p>
     <w:p>
@@ -2208,9 +2357,36 @@
         <w:rPr>
           <w:rFonts w:ascii="Times New Roman" w:eastAsia="Times New Roman" w:hAnsi="Times New Roman" w:cs="Times New Roman"/>
           <w:b/>
-          <w:sz w:val="28"/>
-        </w:rPr>
-        <w:t>MOHAMMED FARAAZ UL HAQ-161022737047</w:t>
+          <w:bCs/>
+          <w:kern w:val="0"/>
+          <w:sz w:val="28"/>
+          <w14:ligatures w14:val="none"/>
+        </w:rPr>
+        <w:t>SAAD HUSSAIN</w:t>
+      </w:r>
+      <w:r>
+        <w:rPr>
+          <w:rFonts w:ascii="Times New Roman" w:eastAsia="Times New Roman" w:hAnsi="Times New Roman" w:cs="Times New Roman"/>
+          <w:b/>
+          <w:sz w:val="28"/>
+        </w:rPr>
+        <w:t xml:space="preserve"> </w:t>
+      </w:r>
+      <w:r>
+        <w:rPr>
+          <w:rFonts w:ascii="Times New Roman" w:eastAsia="Times New Roman" w:hAnsi="Times New Roman" w:cs="Times New Roman"/>
+          <w:b/>
+          <w:sz w:val="28"/>
+        </w:rPr>
+        <w:t>-16102273704</w:t>
+      </w:r>
+      <w:r>
+        <w:rPr>
+          <w:rFonts w:ascii="Times New Roman" w:eastAsia="Times New Roman" w:hAnsi="Times New Roman" w:cs="Times New Roman"/>
+          <w:b/>
+          <w:sz w:val="28"/>
+        </w:rPr>
+        <w:t>3</w:t>
       </w:r>
       <w:r>
         <w:rPr>
@@ -2578,33 +2754,20 @@
         <w:rPr>
           <w:rFonts w:ascii="Times New Roman" w:eastAsia="Times New Roman" w:hAnsi="Times New Roman" w:cs="Times New Roman"/>
           <w:b/>
-          <w:sz w:val="28"/>
-        </w:rPr>
-        <w:t>MOHD JAVVAD QUADRI</w:t>
-      </w:r>
-      <w:r>
-        <w:rPr>
-          <w:rFonts w:ascii="Times New Roman" w:eastAsia="Times New Roman" w:hAnsi="Times New Roman" w:cs="Times New Roman"/>
-          <w:b/>
-          <w:sz w:val="28"/>
-        </w:rPr>
-        <w:t>-16102273701</w:t>
-      </w:r>
-      <w:r>
-        <w:rPr>
-          <w:rFonts w:ascii="Times New Roman" w:eastAsia="Times New Roman" w:hAnsi="Times New Roman" w:cs="Times New Roman"/>
-          <w:b/>
-          <w:sz w:val="28"/>
-        </w:rPr>
-        <w:t>5</w:t>
-      </w:r>
-      <w:r>
-        <w:rPr>
-          <w:rFonts w:ascii="Times New Roman" w:eastAsia="Times New Roman" w:hAnsi="Times New Roman" w:cs="Times New Roman"/>
-          <w:b/>
-          <w:sz w:val="28"/>
-        </w:rPr>
-        <w:t xml:space="preserve"> </w:t>
+          <w:bCs/>
+          <w:kern w:val="0"/>
+          <w:sz w:val="28"/>
+          <w14:ligatures w14:val="none"/>
+        </w:rPr>
+        <w:t>ANS AHMED KHAN</w:t>
+      </w:r>
+      <w:r>
+        <w:rPr>
+          <w:rFonts w:ascii="Times New Roman" w:eastAsia="Times New Roman" w:hAnsi="Times New Roman" w:cs="Times New Roman"/>
+          <w:b/>
+          <w:sz w:val="28"/>
+        </w:rPr>
+        <w:t xml:space="preserve"> -161022737017 </w:t>
       </w:r>
     </w:p>
     <w:p>
@@ -2622,9 +2785,20 @@
         <w:rPr>
           <w:rFonts w:ascii="Times New Roman" w:eastAsia="Times New Roman" w:hAnsi="Times New Roman" w:cs="Times New Roman"/>
           <w:b/>
-          <w:sz w:val="28"/>
-        </w:rPr>
-        <w:t>ABDUL KAREEM KHAN-161022737041</w:t>
+          <w:bCs/>
+          <w:kern w:val="0"/>
+          <w:sz w:val="28"/>
+          <w14:ligatures w14:val="none"/>
+        </w:rPr>
+        <w:t>MOHAMMED KASHIF AHMED</w:t>
+      </w:r>
+      <w:r>
+        <w:rPr>
+          <w:rFonts w:ascii="Times New Roman" w:eastAsia="Times New Roman" w:hAnsi="Times New Roman" w:cs="Times New Roman"/>
+          <w:b/>
+          <w:sz w:val="28"/>
+        </w:rPr>
+        <w:t xml:space="preserve"> -161022737020</w:t>
       </w:r>
     </w:p>
     <w:p>
@@ -2637,9 +2811,20 @@
         <w:rPr>
           <w:rFonts w:ascii="Times New Roman" w:eastAsia="Times New Roman" w:hAnsi="Times New Roman" w:cs="Times New Roman"/>
           <w:b/>
-          <w:sz w:val="28"/>
-        </w:rPr>
-        <w:t xml:space="preserve">MOHAMMED FARAAZ UL HAQ-161022737047 </w:t>
+          <w:bCs/>
+          <w:kern w:val="0"/>
+          <w:sz w:val="28"/>
+          <w14:ligatures w14:val="none"/>
+        </w:rPr>
+        <w:t>SAAD HUSSAIN</w:t>
+      </w:r>
+      <w:r>
+        <w:rPr>
+          <w:rFonts w:ascii="Times New Roman" w:eastAsia="Times New Roman" w:hAnsi="Times New Roman" w:cs="Times New Roman"/>
+          <w:b/>
+          <w:sz w:val="28"/>
+        </w:rPr>
+        <w:t xml:space="preserve"> -161022737043 </w:t>
       </w:r>
     </w:p>
     <w:p>
@@ -2668,7 +2853,7 @@
 </file>
 
 <file path=word/numbering.xml><?xml version="1.0" encoding="utf-8"?>
-<w:numbering xmlns:wpc="http://schemas.microsoft.com/office/word/2010/wordprocessingCanvas" xmlns:cx="http://schemas.microsoft.com/office/drawing/2014/chartex" xmlns:cx1="http://schemas.microsoft.com/office/drawing/2015/9/8/chartex" xmlns:cx2="http://schemas.microsoft.com/office/drawing/2015/10/21/chartex" xmlns:cx3="http://schemas.microsoft.com/office/drawing/2016/5/9/chartex" xmlns:cx4="http://schemas.microsoft.com/office/drawing/2016/5/10/chartex" xmlns:cx5="http://schemas.microsoft.com/office/drawing/2016/5/11/chartex" xmlns:cx6="http://schemas.microsoft.com/office/drawing/2016/5/12/chartex" xmlns:cx7="http://schemas.microsoft.com/office/drawing/2016/5/13/chartex" xmlns:cx8="http://schemas.microsoft.com/office/drawing/2016/5/14/chartex" xmlns:mc="http://schemas.openxmlformats.org/markup-compatibility/2006" xmlns:aink="http://schemas.microsoft.com/office/drawing/2016/ink" xmlns:am3d="http://schemas.microsoft.com/office/drawing/2017/model3d" xmlns:o="urn:schemas-microsoft-com:office:office" xmlns:oel="http://schemas.microsoft.com/office/2019/extlst" xmlns:r="http://schemas.openxmlformats.org/officeDocument/2006/relationships" xmlns:m="http://schemas.openxmlformats.org/officeDocument/2006/math" xmlns:v="urn:schemas-microsoft-com:vml" xmlns:wp14="http://schemas.microsoft.com/office/word/2010/wordprocessingDrawing" xmlns:wp="http://schemas.openxmlformats.org/drawingml/2006/wordprocessingDrawing" xmlns:w10="urn:schemas-microsoft-com:office:word" xmlns:w="http://schemas.openxmlformats.org/wordprocessingml/2006/main" xmlns:w14="http://schemas.microsoft.com/office/word/2010/wordml" xmlns:w15="http://schemas.microsoft.com/office/word/2012/wordml" xmlns:w16cex="http://schemas.microsoft.com/office/word/2018/wordml/cex" xmlns:w16cid="http://schemas.microsoft.com/office/word/2016/wordml/cid" xmlns:w16="http://schemas.microsoft.com/office/word/2018/wordml" xmlns:w16du="http://schemas.microsoft.com/office/word/2023/wordml/word16du" xmlns:w16sdtdh="http://schemas.microsoft.com/office/word/2020/wordml/sdtdatahash" xmlns:w16sdtfl="http://schemas.microsoft.com/office/word/2024/wordml/sdtformatlock" xmlns:w16se="http://schemas.microsoft.com/office/word/2015/wordml/symex" xmlns:wpg="http://schemas.microsoft.com/office/word/2010/wordprocessingGroup" xmlns:wpi="http://schemas.microsoft.com/office/word/2010/wordprocessingInk" xmlns:wne="http://schemas.microsoft.com/office/word/2006/wordml" xmlns:wps="http://schemas.microsoft.com/office/word/2010/wordprocessingShape" mc:Ignorable="w14 w15 w16se w16cid w16 w16cex w16sdtdh w16sdtfl w16du wp14">
+<w:numbering xmlns:wpc="http://schemas.microsoft.com/office/word/2010/wordprocessingCanvas" xmlns:cx="http://schemas.microsoft.com/office/drawing/2014/chartex" xmlns:cx1="http://schemas.microsoft.com/office/drawing/2015/9/8/chartex" xmlns:cx2="http://schemas.microsoft.com/office/drawing/2015/10/21/chartex" xmlns:cx3="http://schemas.microsoft.com/office/drawing/2016/5/9/chartex" xmlns:cx4="http://schemas.microsoft.com/office/drawing/2016/5/10/chartex" xmlns:cx5="http://schemas.microsoft.com/office/drawing/2016/5/11/chartex" xmlns:cx6="http://schemas.microsoft.com/office/drawing/2016/5/12/chartex" xmlns:cx7="http://schemas.microsoft.com/office/drawing/2016/5/13/chartex" xmlns:cx8="http://schemas.microsoft.com/office/drawing/2016/5/14/chartex" xmlns:mc="http://schemas.openxmlformats.org/markup-compatibility/2006" xmlns:aink="http://schemas.microsoft.com/office/drawing/2016/ink" xmlns:am3d="http://schemas.microsoft.com/office/drawing/2017/model3d" xmlns:o="urn:schemas-microsoft-com:office:office" xmlns:r="http://schemas.openxmlformats.org/officeDocument/2006/relationships" xmlns:m="http://schemas.openxmlformats.org/officeDocument/2006/math" xmlns:v="urn:schemas-microsoft-com:vml" xmlns:wp14="http://schemas.microsoft.com/office/word/2010/wordprocessingDrawing" xmlns:wp="http://schemas.openxmlformats.org/drawingml/2006/wordprocessingDrawing" xmlns:w10="urn:schemas-microsoft-com:office:word" xmlns:w="http://schemas.openxmlformats.org/wordprocessingml/2006/main" xmlns:w14="http://schemas.microsoft.com/office/word/2010/wordml" xmlns:w15="http://schemas.microsoft.com/office/word/2012/wordml" xmlns:w16cex="http://schemas.microsoft.com/office/word/2018/wordml/cex" xmlns:w16cid="http://schemas.microsoft.com/office/word/2016/wordml/cid" xmlns:w16="http://schemas.microsoft.com/office/word/2018/wordml" xmlns:w16sdtdh="http://schemas.microsoft.com/office/word/2020/wordml/sdtdatahash" xmlns:w16se="http://schemas.microsoft.com/office/word/2015/wordml/symex" xmlns:wpg="http://schemas.microsoft.com/office/word/2010/wordprocessingGroup" xmlns:wpi="http://schemas.microsoft.com/office/word/2010/wordprocessingInk" xmlns:wne="http://schemas.microsoft.com/office/word/2006/wordml" xmlns:wps="http://schemas.microsoft.com/office/word/2010/wordprocessingShape" mc:Ignorable="w14 w15 w16se w16cid w16 w16cex w16sdtdh wp14">
   <w:abstractNum w:abstractNumId="0" w15:restartNumberingAfterBreak="0">
     <w:nsid w:val="30520024"/>
     <w:multiLevelType w:val="hybridMultilevel"/>
@@ -2782,14 +2967,14 @@
       </w:rPr>
     </w:lvl>
   </w:abstractNum>
-  <w:num w:numId="1" w16cid:durableId="1949311078">
+  <w:num w:numId="1">
     <w:abstractNumId w:val="0"/>
   </w:num>
 </w:numbering>
 </file>
 
 <file path=word/styles.xml><?xml version="1.0" encoding="utf-8"?>
-<w:styles xmlns:mc="http://schemas.openxmlformats.org/markup-compatibility/2006" xmlns:r="http://schemas.openxmlformats.org/officeDocument/2006/relationships" xmlns:w="http://schemas.openxmlformats.org/wordprocessingml/2006/main" xmlns:w14="http://schemas.microsoft.com/office/word/2010/wordml" xmlns:w15="http://schemas.microsoft.com/office/word/2012/wordml" xmlns:w16cex="http://schemas.microsoft.com/office/word/2018/wordml/cex" xmlns:w16cid="http://schemas.microsoft.com/office/word/2016/wordml/cid" xmlns:w16="http://schemas.microsoft.com/office/word/2018/wordml" xmlns:w16du="http://schemas.microsoft.com/office/word/2023/wordml/word16du" xmlns:w16sdtdh="http://schemas.microsoft.com/office/word/2020/wordml/sdtdatahash" xmlns:w16sdtfl="http://schemas.microsoft.com/office/word/2024/wordml/sdtformatlock" xmlns:w16se="http://schemas.microsoft.com/office/word/2015/wordml/symex" mc:Ignorable="w14 w15 w16se w16cid w16 w16cex w16sdtdh w16sdtfl w16du">
+<w:styles xmlns:mc="http://schemas.openxmlformats.org/markup-compatibility/2006" xmlns:r="http://schemas.openxmlformats.org/officeDocument/2006/relationships" xmlns:w="http://schemas.openxmlformats.org/wordprocessingml/2006/main" xmlns:w14="http://schemas.microsoft.com/office/word/2010/wordml" xmlns:w15="http://schemas.microsoft.com/office/word/2012/wordml" xmlns:w16cex="http://schemas.microsoft.com/office/word/2018/wordml/cex" xmlns:w16cid="http://schemas.microsoft.com/office/word/2016/wordml/cid" xmlns:w16="http://schemas.microsoft.com/office/word/2018/wordml" xmlns:w16sdtdh="http://schemas.microsoft.com/office/word/2020/wordml/sdtdatahash" xmlns:w16se="http://schemas.microsoft.com/office/word/2015/wordml/symex" mc:Ignorable="w14 w15 w16se w16cid w16 w16cex w16sdtdh">
   <w:docDefaults>
     <w:rPrDefault>
       <w:rPr>
@@ -3188,7 +3373,7 @@
   <w:style w:type="paragraph" w:default="1" w:styleId="Normal">
     <w:name w:val="Normal"/>
     <w:qFormat/>
-    <w:rsid w:val="00DA431A"/>
+    <w:rsid w:val="00962D6D"/>
     <w:pPr>
       <w:spacing w:line="259" w:lineRule="auto"/>
     </w:pPr>

--- a/Documentation/Front_Page.docx
+++ b/Documentation/Front_Page.docx
@@ -98,7 +98,6 @@
         </w:rPr>
         <w:t xml:space="preserve">      </w:t>
       </w:r>
-      <w:proofErr w:type="spellStart"/>
       <w:r>
         <w:rPr>
           <w:rFonts w:ascii="Times New Roman" w:hAnsi="Times New Roman" w:cs="Times New Roman"/>
@@ -108,19 +107,7 @@
           <w:sz w:val="32"/>
           <w:szCs w:val="36"/>
         </w:rPr>
-        <w:t>HireSense</w:t>
-      </w:r>
-      <w:proofErr w:type="spellEnd"/>
-      <w:r>
-        <w:rPr>
-          <w:rFonts w:ascii="Times New Roman" w:hAnsi="Times New Roman" w:cs="Times New Roman"/>
-          <w:b/>
-          <w:bCs/>
-          <w:kern w:val="48"/>
-          <w:sz w:val="32"/>
-          <w:szCs w:val="36"/>
-        </w:rPr>
-        <w:t>: AI-Powered Verification &amp; Interview Engine for Authentic Hiring Decisions</w:t>
+        <w:t>HireSense: AI-Powered Verification &amp; Interview Engine for Authentic Hiring Decisions</w:t>
       </w:r>
     </w:p>
     <w:p>
@@ -670,23 +657,7 @@
           <w:rFonts w:ascii="Times New Roman" w:eastAsia="Times New Roman" w:hAnsi="Times New Roman" w:cs="Times New Roman"/>
           <w:sz w:val="28"/>
         </w:rPr>
-        <w:t xml:space="preserve">New </w:t>
-      </w:r>
-      <w:proofErr w:type="spellStart"/>
-      <w:r>
-        <w:rPr>
-          <w:rFonts w:ascii="Times New Roman" w:eastAsia="Times New Roman" w:hAnsi="Times New Roman" w:cs="Times New Roman"/>
-          <w:sz w:val="28"/>
-        </w:rPr>
-        <w:t>Malakpet</w:t>
-      </w:r>
-      <w:proofErr w:type="spellEnd"/>
-      <w:r>
-        <w:rPr>
-          <w:rFonts w:ascii="Times New Roman" w:eastAsia="Times New Roman" w:hAnsi="Times New Roman" w:cs="Times New Roman"/>
-          <w:sz w:val="28"/>
-        </w:rPr>
-        <w:t>, Hyderabad-500024</w:t>
+        <w:t>New Malakpet, Hyderabad-500024</w:t>
       </w:r>
     </w:p>
     <w:p>
@@ -922,7 +893,6 @@
         </w:rPr>
         <w:t>“</w:t>
       </w:r>
-      <w:proofErr w:type="spellStart"/>
       <w:r>
         <w:rPr>
           <w:rFonts w:ascii="Times New Roman" w:hAnsi="Times New Roman" w:cs="Times New Roman"/>
@@ -932,19 +902,7 @@
           <w:sz w:val="28"/>
           <w:szCs w:val="32"/>
         </w:rPr>
-        <w:t>HireSense</w:t>
-      </w:r>
-      <w:proofErr w:type="spellEnd"/>
-      <w:r>
-        <w:rPr>
-          <w:rFonts w:ascii="Times New Roman" w:hAnsi="Times New Roman" w:cs="Times New Roman"/>
-          <w:b/>
-          <w:bCs/>
-          <w:kern w:val="48"/>
-          <w:sz w:val="28"/>
-          <w:szCs w:val="32"/>
-        </w:rPr>
-        <w:t>: AI-Powered Verification &amp; Interview Engine for Authentic Hiring Decisions</w:t>
+        <w:t>HireSense: AI-Powered Verification &amp; Interview Engine for Authentic Hiring Decisions</w:t>
       </w:r>
       <w:r>
         <w:rPr>
@@ -2003,7 +1961,7 @@
           <w:sz w:val="28"/>
           <w:szCs w:val="28"/>
         </w:rPr>
-        <w:t>I</w:t>
+        <w:t>We</w:t>
       </w:r>
       <w:r>
         <w:rPr>
@@ -2023,7 +1981,6 @@
         </w:rPr>
         <w:t>“</w:t>
       </w:r>
-      <w:proofErr w:type="spellStart"/>
       <w:r>
         <w:rPr>
           <w:rFonts w:ascii="Times New Roman" w:hAnsi="Times New Roman" w:cs="Times New Roman"/>
@@ -2033,19 +1990,7 @@
           <w:sz w:val="28"/>
           <w:szCs w:val="32"/>
         </w:rPr>
-        <w:t>HireSense</w:t>
-      </w:r>
-      <w:proofErr w:type="spellEnd"/>
-      <w:r>
-        <w:rPr>
-          <w:rFonts w:ascii="Times New Roman" w:hAnsi="Times New Roman" w:cs="Times New Roman"/>
-          <w:b/>
-          <w:bCs/>
-          <w:kern w:val="48"/>
-          <w:sz w:val="28"/>
-          <w:szCs w:val="32"/>
-        </w:rPr>
-        <w:t>: AI-Powered Verification &amp; Interview Engine for Authentic Hiring Decisions</w:t>
+        <w:t>HireSense: AI-Powered Verification &amp; Interview Engine for Authentic Hiring Decisions</w:t>
       </w:r>
       <w:r>
         <w:rPr>
@@ -2128,25 +2073,7 @@
           <w:sz w:val="28"/>
           <w:szCs w:val="28"/>
         </w:rPr>
-        <w:t xml:space="preserve">This is a record of </w:t>
-      </w:r>
-      <w:proofErr w:type="spellStart"/>
-      <w:r>
-        <w:rPr>
-          <w:rFonts w:ascii="Times New Roman" w:eastAsia="Times New Roman" w:hAnsi="Times New Roman" w:cs="Times New Roman"/>
-          <w:sz w:val="28"/>
-          <w:szCs w:val="28"/>
-        </w:rPr>
-        <w:t>bonafide</w:t>
-      </w:r>
-      <w:proofErr w:type="spellEnd"/>
-      <w:r>
-        <w:rPr>
-          <w:rFonts w:ascii="Times New Roman" w:eastAsia="Times New Roman" w:hAnsi="Times New Roman" w:cs="Times New Roman"/>
-          <w:sz w:val="28"/>
-          <w:szCs w:val="28"/>
-        </w:rPr>
-        <w:t xml:space="preserve"> work carried out by us and the result embodied in this project have not been reproduced or copied from any source. The results embodied in this project report have not been submitted to any other university or institutes for the award of any other degree. </w:t>
+        <w:t xml:space="preserve">This is a record of bonafide work carried out by us and the result embodied in this project have not been reproduced or copied from any source. The results embodied in this project report have not been submitted to any other university or institutes for the award of any other degree. </w:t>
       </w:r>
     </w:p>
     <w:p>

--- a/Documentation/Front_Page.docx
+++ b/Documentation/Front_Page.docx
@@ -142,9 +142,16 @@
     <w:p>
       <w:pPr>
         <w:spacing w:after="249"/>
-        <w:ind w:left="2292" w:right="391"/>
+        <w:ind w:left="720" w:right="391" w:firstLine="720"/>
         <w:jc w:val="both"/>
       </w:pPr>
+      <w:r>
+        <w:rPr>
+          <w:rFonts w:ascii="Times New Roman" w:eastAsia="Times New Roman" w:hAnsi="Times New Roman" w:cs="Times New Roman"/>
+          <w:sz w:val="24"/>
+        </w:rPr>
+        <w:t xml:space="preserve">  </w:t>
+      </w:r>
       <w:r>
         <w:rPr>
           <w:rFonts w:ascii="Times New Roman" w:eastAsia="Times New Roman" w:hAnsi="Times New Roman" w:cs="Times New Roman"/>
@@ -2013,14 +2020,6 @@
           <w:szCs w:val="28"/>
         </w:rPr>
         <w:t xml:space="preserve">, under the guidance of </w:t>
-      </w:r>
-      <w:r>
-        <w:rPr>
-          <w:rFonts w:ascii="Times New Roman" w:eastAsia="Times New Roman" w:hAnsi="Times New Roman" w:cs="Times New Roman"/>
-          <w:sz w:val="28"/>
-          <w:szCs w:val="28"/>
-        </w:rPr>
-        <w:t xml:space="preserve"> </w:t>
       </w:r>
       <w:r>
         <w:rPr>

--- a/Documentation/Front_Page.docx
+++ b/Documentation/Front_Page.docx
@@ -13,12 +13,6 @@
         </w:rPr>
       </w:pPr>
       <w:r>
-        <w:t xml:space="preserve"> </w:t>
-      </w:r>
-      <w:r>
-        <w:t xml:space="preserve"> </w:t>
-      </w:r>
-      <w:r>
         <w:rPr>
           <w:sz w:val="28"/>
           <w:szCs w:val="20"/>
@@ -98,6 +92,7 @@
         </w:rPr>
         <w:t xml:space="preserve">      </w:t>
       </w:r>
+      <w:proofErr w:type="spellStart"/>
       <w:r>
         <w:rPr>
           <w:rFonts w:ascii="Times New Roman" w:hAnsi="Times New Roman" w:cs="Times New Roman"/>
@@ -107,7 +102,19 @@
           <w:sz w:val="32"/>
           <w:szCs w:val="36"/>
         </w:rPr>
-        <w:t>HireSense: AI-Powered Verification &amp; Interview Engine for Authentic Hiring Decisions</w:t>
+        <w:t>HireSense</w:t>
+      </w:r>
+      <w:proofErr w:type="spellEnd"/>
+      <w:r>
+        <w:rPr>
+          <w:rFonts w:ascii="Times New Roman" w:hAnsi="Times New Roman" w:cs="Times New Roman"/>
+          <w:b/>
+          <w:bCs/>
+          <w:kern w:val="48"/>
+          <w:sz w:val="32"/>
+          <w:szCs w:val="36"/>
+        </w:rPr>
+        <w:t>: AI-Powered Verification &amp; Interview Engine for Authentic Hiring Decisions</w:t>
       </w:r>
     </w:p>
     <w:p>
@@ -145,6 +152,13 @@
         <w:ind w:left="720" w:right="391" w:firstLine="720"/>
         <w:jc w:val="both"/>
       </w:pPr>
+      <w:r>
+        <w:rPr>
+          <w:rFonts w:ascii="Times New Roman" w:eastAsia="Times New Roman" w:hAnsi="Times New Roman" w:cs="Times New Roman"/>
+          <w:sz w:val="24"/>
+        </w:rPr>
+        <w:t xml:space="preserve"> </w:t>
+      </w:r>
       <w:r>
         <w:rPr>
           <w:rFonts w:ascii="Times New Roman" w:eastAsia="Times New Roman" w:hAnsi="Times New Roman" w:cs="Times New Roman"/>
@@ -611,7 +625,23 @@
           <w:b/>
           <w:sz w:val="28"/>
         </w:rPr>
-        <w:t xml:space="preserve">       </w:t>
+        <w:t xml:space="preserve">      </w:t>
+      </w:r>
+      <w:r>
+        <w:rPr>
+          <w:rFonts w:ascii="Times New Roman" w:eastAsia="Times New Roman" w:hAnsi="Times New Roman" w:cs="Times New Roman"/>
+          <w:b/>
+          <w:sz w:val="28"/>
+        </w:rPr>
+        <w:t xml:space="preserve">  </w:t>
+      </w:r>
+      <w:r>
+        <w:rPr>
+          <w:rFonts w:ascii="Times New Roman" w:eastAsia="Times New Roman" w:hAnsi="Times New Roman" w:cs="Times New Roman"/>
+          <w:b/>
+          <w:sz w:val="28"/>
+        </w:rPr>
+        <w:t xml:space="preserve"> </w:t>
       </w:r>
       <w:r>
         <w:rPr>
@@ -629,6 +659,31 @@
       </w:pPr>
       <w:r>
         <w:t xml:space="preserve">TECHNOLOGY </w:t>
+      </w:r>
+    </w:p>
+    <w:p>
+      <w:pPr>
+        <w:spacing w:after="150" w:line="346" w:lineRule="auto"/>
+        <w:ind w:right="385" w:firstLine="140"/>
+        <w:jc w:val="center"/>
+        <w:rPr>
+          <w:rFonts w:ascii="Times New Roman" w:eastAsia="Times New Roman" w:hAnsi="Times New Roman" w:cs="Times New Roman"/>
+          <w:sz w:val="28"/>
+        </w:rPr>
+      </w:pPr>
+      <w:r>
+        <w:rPr>
+          <w:rFonts w:ascii="Times New Roman" w:eastAsia="Times New Roman" w:hAnsi="Times New Roman" w:cs="Times New Roman"/>
+          <w:sz w:val="28"/>
+        </w:rPr>
+        <w:t xml:space="preserve">   </w:t>
+      </w:r>
+      <w:r>
+        <w:rPr>
+          <w:rFonts w:ascii="Times New Roman" w:eastAsia="Times New Roman" w:hAnsi="Times New Roman" w:cs="Times New Roman"/>
+          <w:sz w:val="28"/>
+        </w:rPr>
+        <w:t xml:space="preserve">(Affiliated to Osmania University, Hyderabad) </w:t>
       </w:r>
     </w:p>
     <w:p>
@@ -646,7 +701,30 @@
           <w:rFonts w:ascii="Times New Roman" w:eastAsia="Times New Roman" w:hAnsi="Times New Roman" w:cs="Times New Roman"/>
           <w:sz w:val="28"/>
         </w:rPr>
-        <w:t xml:space="preserve">(Affiliated to Osmania University, Hyderabad) </w:t>
+        <w:t xml:space="preserve"> </w:t>
+      </w:r>
+      <w:r>
+        <w:rPr>
+          <w:rFonts w:ascii="Times New Roman" w:eastAsia="Times New Roman" w:hAnsi="Times New Roman" w:cs="Times New Roman"/>
+          <w:sz w:val="28"/>
+        </w:rPr>
+        <w:t xml:space="preserve">New </w:t>
+      </w:r>
+      <w:proofErr w:type="spellStart"/>
+      <w:r>
+        <w:rPr>
+          <w:rFonts w:ascii="Times New Roman" w:eastAsia="Times New Roman" w:hAnsi="Times New Roman" w:cs="Times New Roman"/>
+          <w:sz w:val="28"/>
+        </w:rPr>
+        <w:t>Malakpet</w:t>
+      </w:r>
+      <w:proofErr w:type="spellEnd"/>
+      <w:r>
+        <w:rPr>
+          <w:rFonts w:ascii="Times New Roman" w:eastAsia="Times New Roman" w:hAnsi="Times New Roman" w:cs="Times New Roman"/>
+          <w:sz w:val="28"/>
+        </w:rPr>
+        <w:t>, Hyderabad-500024</w:t>
       </w:r>
     </w:p>
     <w:p>
@@ -655,28 +733,20 @@
         <w:ind w:right="385"/>
         <w:jc w:val="center"/>
         <w:rPr>
-          <w:rFonts w:ascii="Times New Roman" w:eastAsia="Times New Roman" w:hAnsi="Times New Roman" w:cs="Times New Roman"/>
-          <w:sz w:val="28"/>
-        </w:rPr>
-      </w:pPr>
-      <w:r>
-        <w:rPr>
-          <w:rFonts w:ascii="Times New Roman" w:eastAsia="Times New Roman" w:hAnsi="Times New Roman" w:cs="Times New Roman"/>
-          <w:sz w:val="28"/>
-        </w:rPr>
-        <w:t>New Malakpet, Hyderabad-500024</w:t>
-      </w:r>
-    </w:p>
-    <w:p>
-      <w:pPr>
-        <w:spacing w:after="150" w:line="346" w:lineRule="auto"/>
-        <w:ind w:right="385"/>
-        <w:jc w:val="center"/>
-        <w:rPr>
           <w:sz w:val="20"/>
           <w:szCs w:val="22"/>
         </w:rPr>
       </w:pPr>
+      <w:r>
+        <w:rPr>
+          <w:rFonts w:asciiTheme="majorBidi" w:hAnsiTheme="majorBidi" w:cstheme="majorBidi"/>
+          <w:b/>
+          <w:bCs/>
+          <w:sz w:val="28"/>
+          <w:szCs w:val="32"/>
+        </w:rPr>
+        <w:t xml:space="preserve">   </w:t>
+      </w:r>
       <w:r>
         <w:rPr>
           <w:rFonts w:asciiTheme="majorBidi" w:hAnsiTheme="majorBidi" w:cstheme="majorBidi"/>
@@ -900,6 +970,7 @@
         </w:rPr>
         <w:t>“</w:t>
       </w:r>
+      <w:proofErr w:type="spellStart"/>
       <w:r>
         <w:rPr>
           <w:rFonts w:ascii="Times New Roman" w:hAnsi="Times New Roman" w:cs="Times New Roman"/>
@@ -909,7 +980,19 @@
           <w:sz w:val="28"/>
           <w:szCs w:val="32"/>
         </w:rPr>
-        <w:t>HireSense: AI-Powered Verification &amp; Interview Engine for Authentic Hiring Decisions</w:t>
+        <w:t>HireSense</w:t>
+      </w:r>
+      <w:proofErr w:type="spellEnd"/>
+      <w:r>
+        <w:rPr>
+          <w:rFonts w:ascii="Times New Roman" w:hAnsi="Times New Roman" w:cs="Times New Roman"/>
+          <w:b/>
+          <w:bCs/>
+          <w:kern w:val="48"/>
+          <w:sz w:val="28"/>
+          <w:szCs w:val="32"/>
+        </w:rPr>
+        <w:t>: AI-Powered Verification &amp; Interview Engine for Authentic Hiring Decisions</w:t>
       </w:r>
       <w:r>
         <w:rPr>
@@ -1120,14 +1203,6 @@
           <w:sz w:val="28"/>
         </w:rPr>
         <w:t xml:space="preserve"> </w:t>
-      </w:r>
-      <w:r>
-        <w:rPr>
-          <w:rFonts w:ascii="Times New Roman" w:eastAsia="Times New Roman" w:hAnsi="Times New Roman" w:cs="Times New Roman"/>
-          <w:b/>
-          <w:sz w:val="28"/>
-        </w:rPr>
-        <w:t xml:space="preserve">MOHAMMED FARAAZ </w:t>
       </w:r>
       <w:r>
         <w:rPr>
@@ -1642,6 +1717,7 @@
                 <w:szCs w:val="28"/>
               </w:rPr>
             </w:pPr>
+            <w:proofErr w:type="spellStart"/>
             <w:r>
               <w:rPr>
                 <w:rFonts w:asciiTheme="majorBidi" w:hAnsiTheme="majorBidi" w:cstheme="majorBidi"/>
@@ -1650,7 +1726,18 @@
                 <w:sz w:val="28"/>
                 <w:szCs w:val="28"/>
               </w:rPr>
-              <w:t xml:space="preserve">Dr. Syed Abdul Sattar </w:t>
+              <w:t>Dr.</w:t>
+            </w:r>
+            <w:proofErr w:type="spellEnd"/>
+            <w:r>
+              <w:rPr>
+                <w:rFonts w:asciiTheme="majorBidi" w:hAnsiTheme="majorBidi" w:cstheme="majorBidi"/>
+                <w:b/>
+                <w:bCs/>
+                <w:sz w:val="28"/>
+                <w:szCs w:val="28"/>
+              </w:rPr>
+              <w:t xml:space="preserve"> Syed Abdul Sattar </w:t>
             </w:r>
           </w:p>
         </w:tc>
@@ -1988,6 +2075,7 @@
         </w:rPr>
         <w:t>“</w:t>
       </w:r>
+      <w:proofErr w:type="spellStart"/>
       <w:r>
         <w:rPr>
           <w:rFonts w:ascii="Times New Roman" w:hAnsi="Times New Roman" w:cs="Times New Roman"/>
@@ -1997,7 +2085,19 @@
           <w:sz w:val="28"/>
           <w:szCs w:val="32"/>
         </w:rPr>
-        <w:t>HireSense: AI-Powered Verification &amp; Interview Engine for Authentic Hiring Decisions</w:t>
+        <w:t>HireSense</w:t>
+      </w:r>
+      <w:proofErr w:type="spellEnd"/>
+      <w:r>
+        <w:rPr>
+          <w:rFonts w:ascii="Times New Roman" w:hAnsi="Times New Roman" w:cs="Times New Roman"/>
+          <w:b/>
+          <w:bCs/>
+          <w:kern w:val="48"/>
+          <w:sz w:val="28"/>
+          <w:szCs w:val="32"/>
+        </w:rPr>
+        <w:t>: AI-Powered Verification &amp; Interview Engine for Authentic Hiring Decisions</w:t>
       </w:r>
       <w:r>
         <w:rPr>
@@ -2036,7 +2136,25 @@
           <w:sz w:val="28"/>
           <w:szCs w:val="28"/>
         </w:rPr>
-        <w:t xml:space="preserve">. Department of Information Technology, Nawab Shah Alam Khan College of Engineering &amp; Technology, affiliated to Osmania University, Hyderabad is submitted in partial fulfilment of the requirements for the award of the degree of Bachelor of Engineering in Information Technology. </w:t>
+        <w:t xml:space="preserve">. Department of Information Technology, Nawab Shah </w:t>
+      </w:r>
+      <w:proofErr w:type="spellStart"/>
+      <w:r>
+        <w:rPr>
+          <w:rFonts w:ascii="Times New Roman" w:eastAsia="Times New Roman" w:hAnsi="Times New Roman" w:cs="Times New Roman"/>
+          <w:sz w:val="28"/>
+          <w:szCs w:val="28"/>
+        </w:rPr>
+        <w:t>Alam</w:t>
+      </w:r>
+      <w:proofErr w:type="spellEnd"/>
+      <w:r>
+        <w:rPr>
+          <w:rFonts w:ascii="Times New Roman" w:eastAsia="Times New Roman" w:hAnsi="Times New Roman" w:cs="Times New Roman"/>
+          <w:sz w:val="28"/>
+          <w:szCs w:val="28"/>
+        </w:rPr>
+        <w:t xml:space="preserve"> Khan College of Engineering &amp; Technology, affiliated to Osmania University, Hyderabad is submitted in partial fulfilment of the requirements for the award of the degree of Bachelor of Engineering in Information Technology. </w:t>
       </w:r>
     </w:p>
     <w:p>
@@ -2072,7 +2190,25 @@
           <w:sz w:val="28"/>
           <w:szCs w:val="28"/>
         </w:rPr>
-        <w:t xml:space="preserve">This is a record of bonafide work carried out by us and the result embodied in this project have not been reproduced or copied from any source. The results embodied in this project report have not been submitted to any other university or institutes for the award of any other degree. </w:t>
+        <w:t xml:space="preserve">This is a record of </w:t>
+      </w:r>
+      <w:proofErr w:type="spellStart"/>
+      <w:r>
+        <w:rPr>
+          <w:rFonts w:ascii="Times New Roman" w:eastAsia="Times New Roman" w:hAnsi="Times New Roman" w:cs="Times New Roman"/>
+          <w:sz w:val="28"/>
+          <w:szCs w:val="28"/>
+        </w:rPr>
+        <w:t>bonafide</w:t>
+      </w:r>
+      <w:proofErr w:type="spellEnd"/>
+      <w:r>
+        <w:rPr>
+          <w:rFonts w:ascii="Times New Roman" w:eastAsia="Times New Roman" w:hAnsi="Times New Roman" w:cs="Times New Roman"/>
+          <w:sz w:val="28"/>
+          <w:szCs w:val="28"/>
+        </w:rPr>
+        <w:t xml:space="preserve"> work carried out by us and the result embodied in this project have not been reproduced or copied from any source. The results embodied in this project report have not been submitted to any other university or institutes for the award of any other degree. </w:t>
       </w:r>
     </w:p>
     <w:p>
@@ -2455,7 +2591,29 @@
           <w:sz w:val="28"/>
           <w:szCs w:val="28"/>
         </w:rPr>
-        <w:t>Dept of IT., Nawab Shah Alam Khan College of Engineering &amp; Technology</w:t>
+        <w:t xml:space="preserve">Dept of IT., Nawab Shah </w:t>
+      </w:r>
+      <w:proofErr w:type="spellStart"/>
+      <w:r>
+        <w:rPr>
+          <w:rFonts w:ascii="Times New Roman" w:eastAsia="Times New Roman" w:hAnsi="Times New Roman" w:cs="Times New Roman"/>
+          <w:b/>
+          <w:bCs/>
+          <w:sz w:val="28"/>
+          <w:szCs w:val="28"/>
+        </w:rPr>
+        <w:t>Alam</w:t>
+      </w:r>
+      <w:proofErr w:type="spellEnd"/>
+      <w:r>
+        <w:rPr>
+          <w:rFonts w:ascii="Times New Roman" w:eastAsia="Times New Roman" w:hAnsi="Times New Roman" w:cs="Times New Roman"/>
+          <w:b/>
+          <w:bCs/>
+          <w:sz w:val="28"/>
+          <w:szCs w:val="28"/>
+        </w:rPr>
+        <w:t xml:space="preserve"> Khan College of Engineering &amp; Technology</w:t>
       </w:r>
       <w:r>
         <w:rPr>
@@ -2503,15 +2661,27 @@
         </w:rPr>
         <w:t xml:space="preserve">We would like to express our deep sense of gratitude to </w:t>
       </w:r>
-      <w:r>
-        <w:rPr>
-          <w:rFonts w:ascii="Times New Roman" w:eastAsia="Times New Roman" w:hAnsi="Times New Roman" w:cs="Times New Roman"/>
-          <w:b/>
-          <w:bCs/>
-          <w:sz w:val="28"/>
-          <w:szCs w:val="28"/>
-        </w:rPr>
-        <w:t>Dr. G.S.S. Rao, Professor and HOD</w:t>
+      <w:proofErr w:type="spellStart"/>
+      <w:r>
+        <w:rPr>
+          <w:rFonts w:ascii="Times New Roman" w:eastAsia="Times New Roman" w:hAnsi="Times New Roman" w:cs="Times New Roman"/>
+          <w:b/>
+          <w:bCs/>
+          <w:sz w:val="28"/>
+          <w:szCs w:val="28"/>
+        </w:rPr>
+        <w:t>Dr.</w:t>
+      </w:r>
+      <w:proofErr w:type="spellEnd"/>
+      <w:r>
+        <w:rPr>
+          <w:rFonts w:ascii="Times New Roman" w:eastAsia="Times New Roman" w:hAnsi="Times New Roman" w:cs="Times New Roman"/>
+          <w:b/>
+          <w:bCs/>
+          <w:sz w:val="28"/>
+          <w:szCs w:val="28"/>
+        </w:rPr>
+        <w:t xml:space="preserve"> G.S.S. Rao, Professor and HOD</w:t>
       </w:r>
       <w:r>
         <w:rPr>
@@ -2529,7 +2699,29 @@
           <w:sz w:val="28"/>
           <w:szCs w:val="28"/>
         </w:rPr>
-        <w:t>Information Technology, Nawab Shah Alam Khan College of Engineering &amp; Technology,</w:t>
+        <w:t xml:space="preserve">Information Technology, Nawab Shah </w:t>
+      </w:r>
+      <w:proofErr w:type="spellStart"/>
+      <w:r>
+        <w:rPr>
+          <w:rFonts w:ascii="Times New Roman" w:eastAsia="Times New Roman" w:hAnsi="Times New Roman" w:cs="Times New Roman"/>
+          <w:b/>
+          <w:bCs/>
+          <w:sz w:val="28"/>
+          <w:szCs w:val="28"/>
+        </w:rPr>
+        <w:t>Alam</w:t>
+      </w:r>
+      <w:proofErr w:type="spellEnd"/>
+      <w:r>
+        <w:rPr>
+          <w:rFonts w:ascii="Times New Roman" w:eastAsia="Times New Roman" w:hAnsi="Times New Roman" w:cs="Times New Roman"/>
+          <w:b/>
+          <w:bCs/>
+          <w:sz w:val="28"/>
+          <w:szCs w:val="28"/>
+        </w:rPr>
+        <w:t xml:space="preserve"> Khan College of Engineering &amp; Technology,</w:t>
       </w:r>
       <w:r>
         <w:rPr>
@@ -2585,15 +2777,27 @@
         </w:rPr>
         <w:t xml:space="preserve">We would also like to thank </w:t>
       </w:r>
-      <w:r>
-        <w:rPr>
-          <w:rFonts w:ascii="Times New Roman" w:eastAsia="Times New Roman" w:hAnsi="Times New Roman" w:cs="Times New Roman"/>
-          <w:b/>
-          <w:bCs/>
-          <w:sz w:val="28"/>
-          <w:szCs w:val="28"/>
-        </w:rPr>
-        <w:t xml:space="preserve">Dr. Syed Abdul Sattar, </w:t>
+      <w:proofErr w:type="spellStart"/>
+      <w:r>
+        <w:rPr>
+          <w:rFonts w:ascii="Times New Roman" w:eastAsia="Times New Roman" w:hAnsi="Times New Roman" w:cs="Times New Roman"/>
+          <w:b/>
+          <w:bCs/>
+          <w:sz w:val="28"/>
+          <w:szCs w:val="28"/>
+        </w:rPr>
+        <w:t>Dr.</w:t>
+      </w:r>
+      <w:proofErr w:type="spellEnd"/>
+      <w:r>
+        <w:rPr>
+          <w:rFonts w:ascii="Times New Roman" w:eastAsia="Times New Roman" w:hAnsi="Times New Roman" w:cs="Times New Roman"/>
+          <w:b/>
+          <w:bCs/>
+          <w:sz w:val="28"/>
+          <w:szCs w:val="28"/>
+        </w:rPr>
+        <w:t xml:space="preserve"> Syed Abdul Sattar, </w:t>
       </w:r>
       <w:r>
         <w:rPr>
